--- a/AI大课课程教学大纲v10【260716】.docx
+++ b/AI大课课程教学大纲v10【260716】.docx
@@ -88,8 +88,8 @@
         <w:gridCol w:w="1701"/>
         <w:gridCol w:w="567"/>
         <w:gridCol w:w="432"/>
-        <w:gridCol w:w="50"/>
-        <w:gridCol w:w="1091"/>
+        <w:gridCol w:w="986"/>
+        <w:gridCol w:w="155"/>
         <w:gridCol w:w="710"/>
         <w:gridCol w:w="991"/>
         <w:gridCol w:w="710"/>
@@ -2797,7 +2797,7 @@
         </w:tc>
         <w:tc>
           <w:tcPr>
-            <w:tcW w:w="482" w:type="dxa"/>
+            <w:tcW w:w="1418" w:type="dxa"/>
             <w:gridSpan w:val="2"/>
             <w:tcBorders>
               <w:top w:val="single" w:sz="4" w:space="0" w:color="000000"/>
@@ -2840,7 +2840,7 @@
         </w:tc>
         <w:tc>
           <w:tcPr>
-            <w:tcW w:w="1801" w:type="dxa"/>
+            <w:tcW w:w="865" w:type="dxa"/>
             <w:gridSpan w:val="2"/>
             <w:tcBorders>
               <w:top w:val="single" w:sz="4" w:space="0" w:color="000000"/>
@@ -3165,7 +3165,7 @@
         </w:tc>
         <w:tc>
           <w:tcPr>
-            <w:tcW w:w="482" w:type="dxa"/>
+            <w:tcW w:w="1418" w:type="dxa"/>
             <w:gridSpan w:val="2"/>
             <w:tcBorders>
               <w:top w:val="single" w:sz="4" w:space="0" w:color="000000"/>
@@ -3204,7 +3204,7 @@
         </w:tc>
         <w:tc>
           <w:tcPr>
-            <w:tcW w:w="1801" w:type="dxa"/>
+            <w:tcW w:w="865" w:type="dxa"/>
             <w:gridSpan w:val="2"/>
             <w:tcBorders>
               <w:top w:val="single" w:sz="4" w:space="0" w:color="000000"/>
@@ -3671,7 +3671,7 @@
         </w:tc>
         <w:tc>
           <w:tcPr>
-            <w:tcW w:w="482" w:type="dxa"/>
+            <w:tcW w:w="1418" w:type="dxa"/>
             <w:gridSpan w:val="2"/>
             <w:tcBorders>
               <w:top w:val="single" w:sz="4" w:space="0" w:color="000000"/>
@@ -3709,7 +3709,7 @@
         </w:tc>
         <w:tc>
           <w:tcPr>
-            <w:tcW w:w="1801" w:type="dxa"/>
+            <w:tcW w:w="865" w:type="dxa"/>
             <w:gridSpan w:val="2"/>
             <w:tcBorders>
               <w:top w:val="single" w:sz="4" w:space="0" w:color="000000"/>
@@ -4227,7 +4227,7 @@
         </w:tc>
         <w:tc>
           <w:tcPr>
-            <w:tcW w:w="482" w:type="dxa"/>
+            <w:tcW w:w="1418" w:type="dxa"/>
             <w:gridSpan w:val="2"/>
             <w:tcBorders>
               <w:top w:val="single" w:sz="4" w:space="0" w:color="000000"/>
@@ -4301,7 +4301,7 @@
         </w:tc>
         <w:tc>
           <w:tcPr>
-            <w:tcW w:w="1801" w:type="dxa"/>
+            <w:tcW w:w="865" w:type="dxa"/>
             <w:gridSpan w:val="2"/>
             <w:tcBorders>
               <w:top w:val="single" w:sz="4" w:space="0" w:color="000000"/>
@@ -4937,7 +4937,7 @@
         </w:tc>
         <w:tc>
           <w:tcPr>
-            <w:tcW w:w="482" w:type="dxa"/>
+            <w:tcW w:w="1418" w:type="dxa"/>
             <w:gridSpan w:val="2"/>
             <w:tcBorders>
               <w:top w:val="single" w:sz="4" w:space="0" w:color="000000"/>
@@ -5050,9 +5050,8 @@
                 <w:sz w:val="18"/>
                 <w:szCs w:val="18"/>
               </w:rPr>
-              <w:t>分钟上机</w:t>
-            </w:r>
-            <w:proofErr w:type="spellStart"/>
+              <w:t>分钟上机；</w:t>
+            </w:r>
             <w:r>
               <w:rPr>
                 <w:rFonts w:ascii="Times New Roman" w:eastAsia="微软雅黑" w:hAnsi="Times New Roman" w:cs="Times New Roman" w:hint="eastAsia"/>
@@ -5060,9 +5059,8 @@
                 <w:sz w:val="18"/>
                 <w:szCs w:val="18"/>
               </w:rPr>
-              <w:t>kaggle</w:t>
-            </w:r>
-            <w:proofErr w:type="spellEnd"/>
+              <w:t>第</w:t>
+            </w:r>
             <w:r>
               <w:rPr>
                 <w:rFonts w:ascii="Times New Roman" w:eastAsia="微软雅黑" w:hAnsi="Times New Roman" w:cs="Times New Roman" w:hint="eastAsia"/>
@@ -5070,7 +5068,7 @@
                 <w:sz w:val="18"/>
                 <w:szCs w:val="18"/>
               </w:rPr>
-              <w:t>竞赛</w:t>
+              <w:t>（</w:t>
             </w:r>
             <w:r>
               <w:rPr>
@@ -5079,7 +5077,7 @@
                 <w:sz w:val="18"/>
                 <w:szCs w:val="18"/>
               </w:rPr>
-              <w:t>或通过玻尔平台</w:t>
+              <w:t>4</w:t>
             </w:r>
             <w:r>
               <w:rPr>
@@ -5088,7 +5086,7 @@
                 <w:sz w:val="18"/>
                 <w:szCs w:val="18"/>
               </w:rPr>
-              <w:t>，课堂直接提交</w:t>
+              <w:t>）部分</w:t>
             </w:r>
             <w:r>
               <w:rPr>
@@ -5097,8 +5095,7 @@
                 <w:sz w:val="18"/>
                 <w:szCs w:val="18"/>
               </w:rPr>
-              <w:lastRenderedPageBreak/>
-              <w:t>成绩；</w:t>
+              <w:t>90</w:t>
             </w:r>
             <w:r>
               <w:rPr>
@@ -5107,58 +5104,13 @@
                 <w:sz w:val="18"/>
                 <w:szCs w:val="18"/>
               </w:rPr>
-              <w:t>第</w:t>
-            </w:r>
-            <w:r>
-              <w:rPr>
-                <w:rFonts w:ascii="Times New Roman" w:eastAsia="微软雅黑" w:hAnsi="Times New Roman" w:cs="Times New Roman" w:hint="eastAsia"/>
-                <w:color w:val="EE0000"/>
-                <w:sz w:val="18"/>
-                <w:szCs w:val="18"/>
-              </w:rPr>
-              <w:t>（</w:t>
-            </w:r>
-            <w:r>
-              <w:rPr>
-                <w:rFonts w:ascii="Times New Roman" w:eastAsia="微软雅黑" w:hAnsi="Times New Roman" w:cs="Times New Roman" w:hint="eastAsia"/>
-                <w:color w:val="EE0000"/>
-                <w:sz w:val="18"/>
-                <w:szCs w:val="18"/>
-              </w:rPr>
-              <w:t>4</w:t>
-            </w:r>
-            <w:r>
-              <w:rPr>
-                <w:rFonts w:ascii="Times New Roman" w:eastAsia="微软雅黑" w:hAnsi="Times New Roman" w:cs="Times New Roman" w:hint="eastAsia"/>
-                <w:color w:val="EE0000"/>
-                <w:sz w:val="18"/>
-                <w:szCs w:val="18"/>
-              </w:rPr>
-              <w:t>）部分</w:t>
-            </w:r>
-            <w:r>
-              <w:rPr>
-                <w:rFonts w:ascii="Times New Roman" w:eastAsia="微软雅黑" w:hAnsi="Times New Roman" w:cs="Times New Roman" w:hint="eastAsia"/>
-                <w:color w:val="EE0000"/>
-                <w:sz w:val="18"/>
-                <w:szCs w:val="18"/>
-              </w:rPr>
-              <w:t>90</w:t>
-            </w:r>
-            <w:r>
-              <w:rPr>
-                <w:rFonts w:ascii="Times New Roman" w:eastAsia="微软雅黑" w:hAnsi="Times New Roman" w:cs="Times New Roman" w:hint="eastAsia"/>
-                <w:color w:val="EE0000"/>
-                <w:sz w:val="18"/>
-                <w:szCs w:val="18"/>
-              </w:rPr>
               <w:t>分钟都课堂教学</w:t>
             </w:r>
           </w:p>
         </w:tc>
         <w:tc>
           <w:tcPr>
-            <w:tcW w:w="1801" w:type="dxa"/>
+            <w:tcW w:w="865" w:type="dxa"/>
             <w:gridSpan w:val="2"/>
             <w:tcBorders>
               <w:top w:val="single" w:sz="4" w:space="0" w:color="000000"/>
@@ -5188,7 +5140,6 @@
                 <w:sz w:val="18"/>
                 <w:szCs w:val="21"/>
               </w:rPr>
-              <w:lastRenderedPageBreak/>
               <w:t>作业三：课堂运行相关网络结构</w:t>
             </w:r>
             <w:r>
@@ -5197,25 +5148,7 @@
                 <w:sz w:val="18"/>
                 <w:szCs w:val="21"/>
               </w:rPr>
-              <w:t>，并通过</w:t>
-            </w:r>
-            <w:proofErr w:type="spellStart"/>
-            <w:r>
-              <w:rPr>
-                <w:rFonts w:ascii="微软雅黑" w:eastAsia="微软雅黑" w:hAnsi="微软雅黑" w:hint="eastAsia"/>
-                <w:sz w:val="18"/>
-                <w:szCs w:val="21"/>
-              </w:rPr>
-              <w:t>kaggle</w:t>
-            </w:r>
-            <w:proofErr w:type="spellEnd"/>
-            <w:r>
-              <w:rPr>
-                <w:rFonts w:ascii="微软雅黑" w:eastAsia="微软雅黑" w:hAnsi="微软雅黑" w:hint="eastAsia"/>
-                <w:sz w:val="18"/>
-                <w:szCs w:val="21"/>
-              </w:rPr>
-              <w:t>提交模型准确率。</w:t>
+              <w:t>，并通过kaggle提交模型准确率。</w:t>
             </w:r>
           </w:p>
           <w:p>
@@ -5597,7 +5530,7 @@
         </w:tc>
         <w:tc>
           <w:tcPr>
-            <w:tcW w:w="482" w:type="dxa"/>
+            <w:tcW w:w="1418" w:type="dxa"/>
             <w:gridSpan w:val="2"/>
             <w:tcBorders>
               <w:top w:val="single" w:sz="4" w:space="0" w:color="000000"/>
@@ -5635,7 +5568,7 @@
         </w:tc>
         <w:tc>
           <w:tcPr>
-            <w:tcW w:w="1801" w:type="dxa"/>
+            <w:tcW w:w="865" w:type="dxa"/>
             <w:gridSpan w:val="2"/>
             <w:tcBorders>
               <w:top w:val="single" w:sz="4" w:space="0" w:color="000000"/>
@@ -5985,7 +5918,7 @@
         </w:tc>
         <w:tc>
           <w:tcPr>
-            <w:tcW w:w="482" w:type="dxa"/>
+            <w:tcW w:w="1418" w:type="dxa"/>
             <w:gridSpan w:val="2"/>
             <w:tcBorders>
               <w:top w:val="single" w:sz="4" w:space="0" w:color="000000"/>
@@ -6023,7 +5956,7 @@
         </w:tc>
         <w:tc>
           <w:tcPr>
-            <w:tcW w:w="1801" w:type="dxa"/>
+            <w:tcW w:w="865" w:type="dxa"/>
             <w:gridSpan w:val="2"/>
             <w:tcBorders>
               <w:top w:val="single" w:sz="4" w:space="0" w:color="000000"/>
@@ -6388,7 +6321,7 @@
         </w:tc>
         <w:tc>
           <w:tcPr>
-            <w:tcW w:w="482" w:type="dxa"/>
+            <w:tcW w:w="1418" w:type="dxa"/>
             <w:gridSpan w:val="2"/>
             <w:tcBorders>
               <w:top w:val="single" w:sz="4" w:space="0" w:color="000000"/>
@@ -6426,7 +6359,7 @@
         </w:tc>
         <w:tc>
           <w:tcPr>
-            <w:tcW w:w="1801" w:type="dxa"/>
+            <w:tcW w:w="865" w:type="dxa"/>
             <w:gridSpan w:val="2"/>
             <w:tcBorders>
               <w:top w:val="single" w:sz="4" w:space="0" w:color="000000"/>
@@ -6892,7 +6825,7 @@
         </w:tc>
         <w:tc>
           <w:tcPr>
-            <w:tcW w:w="482" w:type="dxa"/>
+            <w:tcW w:w="1418" w:type="dxa"/>
             <w:gridSpan w:val="2"/>
             <w:tcBorders>
               <w:top w:val="single" w:sz="4" w:space="0" w:color="000000"/>
@@ -6930,7 +6863,7 @@
         </w:tc>
         <w:tc>
           <w:tcPr>
-            <w:tcW w:w="1801" w:type="dxa"/>
+            <w:tcW w:w="865" w:type="dxa"/>
             <w:gridSpan w:val="2"/>
             <w:tcBorders>
               <w:top w:val="single" w:sz="4" w:space="0" w:color="000000"/>
@@ -7269,7 +7202,7 @@
         </w:tc>
         <w:tc>
           <w:tcPr>
-            <w:tcW w:w="482" w:type="dxa"/>
+            <w:tcW w:w="1418" w:type="dxa"/>
             <w:gridSpan w:val="2"/>
             <w:tcBorders>
               <w:top w:val="single" w:sz="4" w:space="0" w:color="000000"/>
@@ -7307,7 +7240,7 @@
         </w:tc>
         <w:tc>
           <w:tcPr>
-            <w:tcW w:w="1801" w:type="dxa"/>
+            <w:tcW w:w="865" w:type="dxa"/>
             <w:gridSpan w:val="2"/>
             <w:tcBorders>
               <w:top w:val="single" w:sz="4" w:space="0" w:color="000000"/>
@@ -7943,7 +7876,6 @@
                 <w:szCs w:val="18"/>
                 <w:lang w:bidi="ar"/>
               </w:rPr>
-              <w:lastRenderedPageBreak/>
               <w:t>*</w:t>
             </w:r>
             <w:r>
@@ -8080,29 +8012,19 @@
               </w:rPr>
               <w:t>：</w:t>
             </w:r>
-            <w:r>
-              <w:fldChar w:fldCharType="begin"/>
-            </w:r>
-            <w:r>
-              <w:instrText>HYPERLINK "https://github.com/AI-Basic-Education/SJTU-Undergraduate-AI-basis"</w:instrText>
-            </w:r>
-            <w:r>
-              <w:fldChar w:fldCharType="separate"/>
-            </w:r>
-            <w:r>
-              <w:rPr>
-                <w:rStyle w:val="ac"/>
-                <w:rFonts w:ascii="Times New Roman" w:eastAsia="微软雅黑" w:hAnsi="Times New Roman" w:cs="Times New Roman"/>
-                <w:kern w:val="0"/>
-                <w:sz w:val="18"/>
-                <w:szCs w:val="18"/>
-                <w:lang w:bidi="ar"/>
-              </w:rPr>
-              <w:t>https://github.com/AI-Basic-Education/SJTU-Undergraduate-AI-basis</w:t>
-            </w:r>
-            <w:r>
-              <w:fldChar w:fldCharType="end"/>
-            </w:r>
+            <w:hyperlink r:id="rId7" w:history="1">
+              <w:r>
+                <w:rPr>
+                  <w:rStyle w:val="ac"/>
+                  <w:rFonts w:ascii="Times New Roman" w:eastAsia="微软雅黑" w:hAnsi="Times New Roman" w:cs="Times New Roman"/>
+                  <w:kern w:val="0"/>
+                  <w:sz w:val="18"/>
+                  <w:szCs w:val="18"/>
+                  <w:lang w:bidi="ar"/>
+                </w:rPr>
+                <w:t>https://github.com/AI-Basic-Education/SJTU-Undergraduate-AI-basis</w:t>
+              </w:r>
+            </w:hyperlink>
           </w:p>
           <w:p>
             <w:pPr>
@@ -8239,7 +8161,7 @@
               <w:jc w:val="left"/>
               <w:textAlignment w:val="center"/>
               <w:rPr>
-                <w:rFonts w:ascii="Times New Roman" w:eastAsia="微软雅黑" w:hAnsi="Times New Roman" w:cs="Times New Roman"/>
+                <w:rFonts w:ascii="Times New Roman" w:eastAsia="微软雅黑" w:hAnsi="Times New Roman" w:cs="Times New Roman" w:hint="eastAsia"/>
                 <w:color w:val="000000"/>
                 <w:sz w:val="18"/>
                 <w:szCs w:val="18"/>
@@ -8254,26 +8176,19 @@
               </w:rPr>
               <w:t>电子书链接：</w:t>
             </w:r>
-            <w:r>
-              <w:fldChar w:fldCharType="begin"/>
-            </w:r>
-            <w:r>
-              <w:instrText>HYPERLINK "https://ins.sjtu.edu.cn/people/xuzhiqin/xubook.pdf"</w:instrText>
-            </w:r>
-            <w:r>
-              <w:fldChar w:fldCharType="separate"/>
-            </w:r>
-            <w:r>
-              <w:rPr>
-                <w:rStyle w:val="ac"/>
-                <w:rFonts w:ascii="Times New Roman" w:eastAsia="微软雅黑" w:hAnsi="Times New Roman" w:cs="Times New Roman"/>
-                <w:sz w:val="18"/>
-                <w:szCs w:val="18"/>
-              </w:rPr>
-              <w:t>https://ins.sjtu.edu.cn/people/xuzhiqin/xubook.pdf</w:t>
-            </w:r>
-            <w:r>
-              <w:fldChar w:fldCharType="end"/>
+            <w:hyperlink r:id="rId8" w:history="1">
+              <w:r>
+                <w:rPr>
+                  <w:rStyle w:val="ac"/>
+                </w:rPr>
+                <w:t>https://ins.sjtu.edu.cn/people/xuzhiqin/pub/u23/xubook.pdf</w:t>
+              </w:r>
+            </w:hyperlink>
+            <w:r>
+              <w:rPr>
+                <w:rFonts w:hint="eastAsia"/>
+              </w:rPr>
+              <w:t xml:space="preserve"> </w:t>
             </w:r>
           </w:p>
           <w:p>
@@ -8301,31 +8216,18 @@
               </w:rPr>
               <w:t>电子书维护</w:t>
             </w:r>
-            <w:proofErr w:type="spellStart"/>
-            <w:r>
-              <w:rPr>
-                <w:rFonts w:ascii="Times New Roman" w:eastAsia="微软雅黑" w:hAnsi="Times New Roman" w:cs="Times New Roman" w:hint="eastAsia"/>
-                <w:color w:val="000000"/>
-                <w:kern w:val="0"/>
-                <w:sz w:val="18"/>
-                <w:szCs w:val="18"/>
-                <w:lang w:bidi="ar"/>
-              </w:rPr>
-              <w:t>github</w:t>
-            </w:r>
-            <w:proofErr w:type="spellEnd"/>
-            <w:r>
-              <w:rPr>
-                <w:rFonts w:ascii="Times New Roman" w:eastAsia="微软雅黑" w:hAnsi="Times New Roman" w:cs="Times New Roman" w:hint="eastAsia"/>
-                <w:color w:val="000000"/>
-                <w:kern w:val="0"/>
-                <w:sz w:val="18"/>
-                <w:szCs w:val="18"/>
-                <w:lang w:bidi="ar"/>
-              </w:rPr>
-              <w:t xml:space="preserve">: </w:t>
-            </w:r>
-            <w:hyperlink r:id="rId7" w:history="1">
+            <w:r>
+              <w:rPr>
+                <w:rFonts w:ascii="Times New Roman" w:eastAsia="微软雅黑" w:hAnsi="Times New Roman" w:cs="Times New Roman" w:hint="eastAsia"/>
+                <w:color w:val="000000"/>
+                <w:kern w:val="0"/>
+                <w:sz w:val="18"/>
+                <w:szCs w:val="18"/>
+                <w:lang w:bidi="ar"/>
+              </w:rPr>
+              <w:t xml:space="preserve">github: </w:t>
+            </w:r>
+            <w:hyperlink r:id="rId9" w:history="1">
               <w:r>
                 <w:rPr>
                   <w:rStyle w:val="ac"/>
@@ -8422,7 +8324,7 @@
             </w:r>
           </w:p>
           <w:p>
-            <w:hyperlink r:id="rId8" w:history="1">
+            <w:hyperlink r:id="rId10" w:history="1">
               <w:r>
                 <w:rPr>
                   <w:rStyle w:val="ac"/>
@@ -8441,7 +8343,7 @@
             </w:r>
           </w:p>
           <w:p>
-            <w:hyperlink r:id="rId9" w:history="1">
+            <w:hyperlink r:id="rId11" w:history="1">
               <w:r>
                 <w:rPr>
                   <w:rStyle w:val="ac"/>
@@ -8452,7 +8354,7 @@
             </w:hyperlink>
           </w:p>
           <w:p>
-            <w:hyperlink r:id="rId10" w:history="1">
+            <w:hyperlink r:id="rId12" w:history="1">
               <w:r>
                 <w:rPr>
                   <w:rStyle w:val="ac"/>
@@ -8537,6 +8439,7 @@
                 <w:szCs w:val="18"/>
                 <w:lang w:bidi="ar"/>
               </w:rPr>
+              <w:lastRenderedPageBreak/>
               <w:t>其它（</w:t>
             </w:r>
             <w:r>
